--- a/EXPORTS/DOCX/review/niveau2/Dutch/Japan.docx
+++ b/EXPORTS/DOCX/review/niveau2/Dutch/Japan.docx
@@ -195,7 +195,7 @@
           <w:rFonts w:ascii="Charis SIL Regular" w:hAnsi="Charis SIL Regular" w:eastAsia="Charis SIL Regular"/>
           <w:b w:val="0"/>
           <w:i w:val="0"/>
-          <w:color w:val="0066CC"/>
+          <w:color w:val="0000FF"/>
           <w:sz w:val="24"/>
           <w:u w:val="single"/>
         </w:rPr>
@@ -219,7 +219,7 @@
           <w:rFonts w:ascii="Charis SIL Regular" w:hAnsi="Charis SIL Regular" w:eastAsia="Charis SIL Regular"/>
           <w:b w:val="0"/>
           <w:i w:val="0"/>
-          <w:color w:val="0066CC"/>
+          <w:color w:val="0000FF"/>
           <w:sz w:val="24"/>
           <w:u w:val="single"/>
         </w:rPr>
@@ -243,10 +243,22 @@
           <w:rFonts w:ascii="Charis SIL Regular" w:hAnsi="Charis SIL Regular" w:eastAsia="Charis SIL Regular"/>
           <w:b w:val="0"/>
           <w:i w:val="0"/>
-          <w:color w:val="0066CC"/>
+          <w:color w:val="0000FF"/>
           <w:sz w:val="24"/>
+          <w:u w:val="single"/>
         </w:rPr>
-        <w:t>Ambtenaren</w:t>
+        <w:t>Ambtena</w:t>
+      </w:r>
+      <w:r>
+        <w:rPr>
+          <w:rFonts w:ascii="Charis SIL Regular" w:hAnsi="Charis SIL Regular" w:eastAsia="Charis SIL Regular"/>
+          <w:b w:val="0"/>
+          <w:i w:val="0"/>
+          <w:color w:val="0000FF"/>
+          <w:sz w:val="24"/>
+          <w:u w:val="single"/>
+        </w:rPr>
+        <w:t>ren</w:t>
       </w:r>
       <w:r>
         <w:br/>
@@ -266,11 +278,22 @@
           <w:rFonts w:ascii="Charis SIL Regular" w:hAnsi="Charis SIL Regular" w:eastAsia="Charis SIL Regular"/>
           <w:b w:val="0"/>
           <w:i w:val="0"/>
-          <w:color w:val="0066CC"/>
+          <w:color w:val="0000FF"/>
           <w:sz w:val="24"/>
           <w:u w:val="single"/>
         </w:rPr>
-        <w:t>Leger en marine</w:t>
+        <w:t>Leger en ma</w:t>
+      </w:r>
+      <w:r>
+        <w:rPr>
+          <w:rFonts w:ascii="Charis SIL Regular" w:hAnsi="Charis SIL Regular" w:eastAsia="Charis SIL Regular"/>
+          <w:b w:val="0"/>
+          <w:i w:val="0"/>
+          <w:color w:val="0000FF"/>
+          <w:sz w:val="24"/>
+          <w:u w:val="single"/>
+        </w:rPr>
+        <w:t>rine</w:t>
       </w:r>
       <w:r>
         <w:br/>
@@ -290,7 +313,7 @@
           <w:rFonts w:ascii="Charis SIL Regular" w:hAnsi="Charis SIL Regular" w:eastAsia="Charis SIL Regular"/>
           <w:b w:val="0"/>
           <w:i w:val="0"/>
-          <w:color w:val="0066CC"/>
+          <w:color w:val="0000FF"/>
           <w:sz w:val="24"/>
           <w:u w:val="single"/>
         </w:rPr>
@@ -301,7 +324,7 @@
           <w:rFonts w:ascii="Charis SIL Regular" w:hAnsi="Charis SIL Regular" w:eastAsia="Charis SIL Regular"/>
           <w:b w:val="0"/>
           <w:i w:val="0"/>
-          <w:color w:val="0066CC"/>
+          <w:color w:val="0000FF"/>
           <w:sz w:val="24"/>
           <w:u w:val="single"/>
         </w:rPr>
@@ -322,7 +345,7 @@
           <w:rFonts w:ascii="Charis SIL Regular" w:hAnsi="Charis SIL Regular" w:eastAsia="Charis SIL Regular"/>
           <w:b w:val="0"/>
           <w:i w:val="0"/>
-          <w:color w:val="0066CC"/>
+          <w:color w:val="0000FF"/>
           <w:sz w:val="24"/>
           <w:u w:val="single"/>
         </w:rPr>
@@ -346,7 +369,7 @@
           <w:rFonts w:ascii="Charis SIL Regular" w:hAnsi="Charis SIL Regular" w:eastAsia="Charis SIL Regular"/>
           <w:b w:val="0"/>
           <w:i w:val="0"/>
-          <w:color w:val="0066CC"/>
+          <w:color w:val="0000FF"/>
           <w:sz w:val="24"/>
           <w:u w:val="single"/>
         </w:rPr>
@@ -357,7 +380,7 @@
           <w:rFonts w:ascii="Charis SIL Regular" w:hAnsi="Charis SIL Regular" w:eastAsia="Charis SIL Regular"/>
           <w:b w:val="0"/>
           <w:i w:val="0"/>
-          <w:color w:val="0066CC"/>
+          <w:color w:val="0000FF"/>
           <w:sz w:val="24"/>
           <w:u w:val="single"/>
         </w:rPr>
@@ -381,7 +404,7 @@
           <w:rFonts w:ascii="Charis SIL Regular" w:hAnsi="Charis SIL Regular" w:eastAsia="Charis SIL Regular"/>
           <w:b w:val="0"/>
           <w:i w:val="0"/>
-          <w:color w:val="0066CC"/>
+          <w:color w:val="0000FF"/>
           <w:sz w:val="24"/>
           <w:u w:val="single"/>
         </w:rPr>
@@ -405,7 +428,7 @@
           <w:rFonts w:ascii="Charis SIL Regular" w:hAnsi="Charis SIL Regular" w:eastAsia="Charis SIL Regular"/>
           <w:b w:val="0"/>
           <w:i w:val="0"/>
-          <w:color w:val="0066CC"/>
+          <w:color w:val="0000FF"/>
           <w:sz w:val="24"/>
           <w:u w:val="single"/>
         </w:rPr>
@@ -416,7 +439,7 @@
           <w:rFonts w:ascii="Charis SIL Regular" w:hAnsi="Charis SIL Regular" w:eastAsia="Charis SIL Regular"/>
           <w:b w:val="0"/>
           <w:i w:val="0"/>
-          <w:color w:val="0066CC"/>
+          <w:color w:val="0000FF"/>
           <w:sz w:val="24"/>
           <w:u w:val="single"/>
         </w:rPr>

--- a/EXPORTS/DOCX/review/niveau2/Dutch/Japan.docx
+++ b/EXPORTS/DOCX/review/niveau2/Dutch/Japan.docx
@@ -471,7 +471,7 @@
         <w:autoSpaceDN w:val="0"/>
         <w:autoSpaceDE w:val="0"/>
         <w:widowControl/>
-        <w:spacing w:line="538" w:lineRule="exact" w:before="478" w:after="0"/>
+        <w:spacing w:line="538" w:lineRule="exact" w:before="458" w:after="0"/>
         <w:ind w:left="0" w:right="0" w:firstLine="0"/>
         <w:jc w:val="left"/>
       </w:pPr>
